--- a/Programacion II/Clases/Proyecto Integrador/Enunciado Proyecto Integrador - Programacion II.docx
+++ b/Programacion II/Clases/Proyecto Integrador/Enunciado Proyecto Integrador - Programacion II.docx
@@ -1141,7 +1141,7 @@
           <w:color w:val="2B2B2B"/>
           <w:sz w:val="22"/>
         </w:rPr>
-        <w:t xml:space="preserve"> el .zip (maximo 50 MB) y, junto a el, el repositorio de GitHub con el mismo codigo, o la carpeta de Drive del equipo.</w:t>
+        <w:t xml:space="preserve"> solo el .zip, de maximo 50 MB. No se sube ningun enlace aparte: todo va dentro del .zip.</w:t>
       </w:r>
     </w:p>
     <w:p>
@@ -1156,7 +1156,7 @@
           <w:color w:val="2B2B2B"/>
           <w:sz w:val="22"/>
         </w:rPr>
-        <w:t>Cada integrante sube la entrega del equipo</w:t>
+        <w:t>Uno de los integrantes sube la entrega del equipo</w:t>
       </w:r>
       <w:r>
         <w:rPr>
@@ -1165,7 +1165,7 @@
           <w:color w:val="2B2B2B"/>
           <w:sz w:val="22"/>
         </w:rPr>
-        <w:t xml:space="preserve"> desde su propia cuenta: el mismo .zip y el mismo enlace; una sola entrega por estudiante.</w:t>
+        <w:t xml:space="preserve"> en ExamLab y queda para todos.</w:t>
       </w:r>
     </w:p>
     <w:p>
